--- a/materialien/Werkzeuge/Funkraum/KR_W3_Funkraum_Knack-Arena.docx
+++ b/materialien/Werkzeuge/Funkraum/KR_W3_Funkraum_Knack-Arena.docx
@@ -169,7 +169,7 @@
               <w:rPr>
                 <w:rFonts w:ascii="Georgia" w:hAnsi="Georgia" w:cs="Georgia" w:eastAsia="Georgia"/>
                 <w:b/>
-                <w:color w:val="556B2F"/>
+                <w:color w:val="14213D"/>
                 <w:sz w:val="34"/>
               </w:rPr>
               <w:t>Knack-Arena</w:t>
@@ -1988,7 +1988,7 @@
               <w:rPr>
                 <w:rFonts w:ascii="Georgia" w:hAnsi="Georgia" w:cs="Georgia" w:eastAsia="Georgia"/>
                 <w:b/>
-                <w:color w:val="556B2F"/>
+                <w:color w:val="14213D"/>
                 <w:spacing w:val="16"/>
                 <w:sz w:val="21"/>
               </w:rPr>
@@ -2007,7 +2007,7 @@
               <w:rPr>
                 <w:rFonts w:ascii="Calibri" w:hAnsi="Calibri" w:cs="Calibri" w:eastAsia="Calibri"/>
                 <w:b/>
-                <w:color w:val="556B2F"/>
+                <w:color w:val="14213D"/>
                 <w:sz w:val="22"/>
               </w:rPr>
               <w:t>1.</w:t>
@@ -2046,7 +2046,7 @@
               <w:rPr>
                 <w:rFonts w:ascii="Calibri" w:hAnsi="Calibri" w:cs="Calibri" w:eastAsia="Calibri"/>
                 <w:b/>
-                <w:color w:val="556B2F"/>
+                <w:color w:val="14213D"/>
                 <w:sz w:val="22"/>
               </w:rPr>
               <w:t>2.</w:t>
@@ -2095,7 +2095,7 @@
               <w:rPr>
                 <w:rFonts w:ascii="Calibri" w:hAnsi="Calibri" w:cs="Calibri" w:eastAsia="Calibri"/>
                 <w:b/>
-                <w:color w:val="556B2F"/>
+                <w:color w:val="14213D"/>
                 <w:sz w:val="22"/>
               </w:rPr>
               <w:t>3.</w:t>
@@ -2124,7 +2124,7 @@
               <w:rPr>
                 <w:rFonts w:ascii="Calibri" w:hAnsi="Calibri" w:cs="Calibri" w:eastAsia="Calibri"/>
                 <w:b/>
-                <w:color w:val="556B2F"/>
+                <w:color w:val="14213D"/>
                 <w:sz w:val="22"/>
               </w:rPr>
               <w:t>4.</w:t>
@@ -2173,7 +2173,7 @@
               <w:rPr>
                 <w:rFonts w:ascii="Calibri" w:hAnsi="Calibri" w:cs="Calibri" w:eastAsia="Calibri"/>
                 <w:b/>
-                <w:color w:val="556B2F"/>
+                <w:color w:val="14213D"/>
                 <w:sz w:val="22"/>
               </w:rPr>
               <w:t>5.</w:t>
